--- a/Educatie/PARADISE_opleidingsdata_centra.docx
+++ b/Educatie/PARADISE_opleidingsdata_centra.docx
@@ -38,28 +38,20 @@
           <w:color w:val="5A6A78"/>
           <w:sz w:val="17"/>
         </w:rPr>
-        <w:t>November 2026 tot november 2027  ·  stand op 7 oktober 2026  ·  voorstel, te bevestigen tegen vrijdag 16 oktober</w:t>
+        <w:t>November 2026 tot november 2027  ·  stand op 8 oktober 2026  ·  voorstel, te bevestigen tegen vrijdag 16 oktober</w:t>
       </w:r>
     </w:p>
     <w:p>
       <w:pPr>
-        <w:spacing w:before="240" w:after="80"/>
+        <w:spacing w:before="100" w:after="100"/>
       </w:pPr>
       <w:r>
         <w:rPr>
-          <w:b/>
-          <w:color w:val="FF7A00"/>
-          <w:sz w:val="22"/>
+          <w:b w:val="0"/>
+          <w:color w:val="5A6A78"/>
+          <w:sz w:val="17"/>
         </w:rPr>
-        <w:t xml:space="preserve">1  </w:t>
-      </w:r>
-      <w:r>
-        <w:rPr>
-          <w:b/>
-          <w:color w:val="00407A"/>
-          <w:sz w:val="22"/>
-        </w:rPr>
-        <w:t>Voor alle centra</w:t>
+        <w:t>SEBIA 1 tot 4 in drie groepen: Kortrijk met de 1e podoloog van Brugge; Oost (Aalst, Leuven, Antwerpen) met de 2e podoloog van Brugge; Gent in UZ Gent. De plaats van de eerste twee volgt. VM = voormiddag, NM = namiddag.</w:t>
       </w:r>
     </w:p>
     <w:tbl>
@@ -78,11 +70,9 @@
         </w:tblBorders>
       </w:tblPr>
       <w:tblGrid>
-        <w:gridCol w:w="1973"/>
-        <w:gridCol w:w="1973"/>
-        <w:gridCol w:w="1973"/>
-        <w:gridCol w:w="1973"/>
-        <w:gridCol w:w="1973"/>
+        <w:gridCol w:w="3289"/>
+        <w:gridCol w:w="3289"/>
+        <w:gridCol w:w="3289"/>
       </w:tblGrid>
       <w:tr>
         <w:trPr>
@@ -90,11 +80,11 @@
         </w:trPr>
         <w:tc>
           <w:tcPr>
-            <w:tcW w:type="dxa" w:w="1984"/>
+            <w:tcW w:type="dxa" w:w="3402"/>
             <w:shd w:val="clear" w:color="auto" w:fill="1D8DB0"/>
             <w:tcMar>
-              <w:top w:w="50" w:type="dxa"/>
-              <w:bottom w:w="50" w:type="dxa"/>
+              <w:top w:w="28" w:type="dxa"/>
+              <w:bottom w:w="28" w:type="dxa"/>
               <w:left w:w="80" w:type="dxa"/>
               <w:right w:w="80" w:type="dxa"/>
             </w:tcMar>
@@ -106,17 +96,17 @@
                 <w:color w:val="FFFFFF"/>
                 <w:sz w:val="15"/>
               </w:rPr>
-              <w:t>Datum</w:t>
+              <w:t>Thema</w:t>
             </w:r>
           </w:p>
         </w:tc>
         <w:tc>
           <w:tcPr>
-            <w:tcW w:type="dxa" w:w="2891"/>
+            <w:tcW w:type="dxa" w:w="2438"/>
             <w:shd w:val="clear" w:color="auto" w:fill="1D8DB0"/>
             <w:tcMar>
-              <w:top w:w="50" w:type="dxa"/>
-              <w:bottom w:w="50" w:type="dxa"/>
+              <w:top w:w="28" w:type="dxa"/>
+              <w:bottom w:w="28" w:type="dxa"/>
               <w:left w:w="80" w:type="dxa"/>
               <w:right w:w="80" w:type="dxa"/>
             </w:tcMar>
@@ -128,17 +118,17 @@
                 <w:color w:val="FFFFFF"/>
                 <w:sz w:val="15"/>
               </w:rPr>
-              <w:t>Sessie</w:t>
+              <w:t>Vorm, duur en voor wie</w:t>
             </w:r>
           </w:p>
         </w:tc>
         <w:tc>
           <w:tcPr>
-            <w:tcW w:type="dxa" w:w="1361"/>
+            <w:tcW w:type="dxa" w:w="4025"/>
             <w:shd w:val="clear" w:color="auto" w:fill="1D8DB0"/>
             <w:tcMar>
-              <w:top w:w="50" w:type="dxa"/>
-              <w:bottom w:w="50" w:type="dxa"/>
+              <w:top w:w="28" w:type="dxa"/>
+              <w:bottom w:w="28" w:type="dxa"/>
               <w:left w:w="80" w:type="dxa"/>
               <w:right w:w="80" w:type="dxa"/>
             </w:tcMar>
@@ -150,51 +140,7 @@
                 <w:color w:val="FFFFFF"/>
                 <w:sz w:val="15"/>
               </w:rPr>
-              <w:t>Tijd</w:t>
-            </w:r>
-          </w:p>
-        </w:tc>
-        <w:tc>
-          <w:tcPr>
-            <w:tcW w:type="dxa" w:w="1701"/>
-            <w:shd w:val="clear" w:color="auto" w:fill="1D8DB0"/>
-            <w:tcMar>
-              <w:top w:w="50" w:type="dxa"/>
-              <w:bottom w:w="50" w:type="dxa"/>
-              <w:left w:w="80" w:type="dxa"/>
-              <w:right w:w="80" w:type="dxa"/>
-            </w:tcMar>
-          </w:tcPr>
-          <w:p>
-            <w:r>
-              <w:rPr>
-                <w:b/>
-                <w:color w:val="FFFFFF"/>
-                <w:sz w:val="15"/>
-              </w:rPr>
-              <w:t>Vorm</w:t>
-            </w:r>
-          </w:p>
-        </w:tc>
-        <w:tc>
-          <w:tcPr>
-            <w:tcW w:type="dxa" w:w="1928"/>
-            <w:shd w:val="clear" w:color="auto" w:fill="1D8DB0"/>
-            <w:tcMar>
-              <w:top w:w="50" w:type="dxa"/>
-              <w:bottom w:w="50" w:type="dxa"/>
-              <w:left w:w="80" w:type="dxa"/>
-              <w:right w:w="80" w:type="dxa"/>
-            </w:tcMar>
-          </w:tcPr>
-          <w:p>
-            <w:r>
-              <w:rPr>
-                <w:b/>
-                <w:color w:val="FFFFFF"/>
-                <w:sz w:val="15"/>
-              </w:rPr>
-              <w:t>Voor wie</w:t>
+              <w:t>Wanneer</w:t>
             </w:r>
           </w:p>
         </w:tc>
@@ -202,70 +148,44 @@
       <w:tr>
         <w:tc>
           <w:tcPr>
-            <w:tcW w:type="dxa" w:w="1984"/>
+            <w:tcW w:type="dxa" w:w="3402"/>
             <w:tcMar>
-              <w:top w:w="50" w:type="dxa"/>
-              <w:bottom w:w="50" w:type="dxa"/>
+              <w:top w:w="28" w:type="dxa"/>
+              <w:bottom w:w="28" w:type="dxa"/>
               <w:left w:w="80" w:type="dxa"/>
               <w:right w:w="80" w:type="dxa"/>
             </w:tcMar>
           </w:tcPr>
           <w:p>
+            <w:pPr>
+              <w:spacing w:after="20"/>
+            </w:pPr>
             <w:r>
               <w:rPr>
                 <w:b/>
-                <w:sz w:val="17"/>
+                <w:color w:val="00407A"/>
+                <w:sz w:val="18"/>
               </w:rPr>
-              <w:t>di 10 nov 2026</w:t>
+              <w:t>1 · Theorie</w:t>
+            </w:r>
+          </w:p>
+          <w:p>
+            <w:r>
+              <w:rPr>
+                <w:b w:val="0"/>
+                <w:color w:val="5A6A78"/>
+                <w:sz w:val="15"/>
+              </w:rPr>
+              <w:t>de vier blokken: waarom, de meting, het traject (met screening, toestemming en loting), toestellen en regels</w:t>
             </w:r>
           </w:p>
         </w:tc>
         <w:tc>
           <w:tcPr>
-            <w:tcW w:type="dxa" w:w="2891"/>
+            <w:tcW w:type="dxa" w:w="2438"/>
             <w:tcMar>
-              <w:top w:w="50" w:type="dxa"/>
-              <w:bottom w:w="50" w:type="dxa"/>
-              <w:left w:w="80" w:type="dxa"/>
-              <w:right w:w="80" w:type="dxa"/>
-            </w:tcMar>
-          </w:tcPr>
-          <w:p>
-            <w:r>
-              <w:rPr>
-                <w:b w:val="0"/>
-                <w:sz w:val="17"/>
-              </w:rPr>
-              <w:t>Theorie 1</w:t>
-            </w:r>
-          </w:p>
-        </w:tc>
-        <w:tc>
-          <w:tcPr>
-            <w:tcW w:type="dxa" w:w="1361"/>
-            <w:tcMar>
-              <w:top w:w="50" w:type="dxa"/>
-              <w:bottom w:w="50" w:type="dxa"/>
-              <w:left w:w="80" w:type="dxa"/>
-              <w:right w:w="80" w:type="dxa"/>
-            </w:tcMar>
-          </w:tcPr>
-          <w:p>
-            <w:r>
-              <w:rPr>
-                <w:b w:val="0"/>
-                <w:sz w:val="17"/>
-              </w:rPr>
-              <w:t>12u30–14u</w:t>
-            </w:r>
-          </w:p>
-        </w:tc>
-        <w:tc>
-          <w:tcPr>
-            <w:tcW w:type="dxa" w:w="1701"/>
-            <w:tcMar>
-              <w:top w:w="50" w:type="dxa"/>
-              <w:bottom w:w="50" w:type="dxa"/>
+              <w:top w:w="28" w:type="dxa"/>
+              <w:bottom w:w="28" w:type="dxa"/>
               <w:left w:w="80" w:type="dxa"/>
               <w:right w:w="80" w:type="dxa"/>
             </w:tcMar>
@@ -279,13 +199,31 @@
               <w:t>online, opgenomen</w:t>
             </w:r>
           </w:p>
+          <w:p>
+            <w:r>
+              <w:rPr>
+                <w:b w:val="0"/>
+                <w:sz w:val="17"/>
+              </w:rPr>
+              <w:t>2 × 1,5 u</w:t>
+            </w:r>
+          </w:p>
+          <w:p>
+            <w:r>
+              <w:rPr>
+                <w:b w:val="0"/>
+                <w:sz w:val="17"/>
+              </w:rPr>
+              <w:t>podologen en artsen</w:t>
+            </w:r>
+          </w:p>
         </w:tc>
         <w:tc>
           <w:tcPr>
-            <w:tcW w:type="dxa" w:w="1928"/>
+            <w:tcW w:type="dxa" w:w="4025"/>
             <w:tcMar>
-              <w:top w:w="50" w:type="dxa"/>
-              <w:bottom w:w="50" w:type="dxa"/>
+              <w:top w:w="28" w:type="dxa"/>
+              <w:bottom w:w="28" w:type="dxa"/>
               <w:left w:w="80" w:type="dxa"/>
               <w:right w:w="80" w:type="dxa"/>
             </w:tcMar>
@@ -296,7 +234,16 @@
                 <w:b w:val="0"/>
                 <w:sz w:val="17"/>
               </w:rPr>
-              <w:t>podologen en artsen</w:t>
+              <w:t>di 10 nov 2026, 12u30–14u</w:t>
+            </w:r>
+          </w:p>
+          <w:p>
+            <w:r>
+              <w:rPr>
+                <w:b w:val="0"/>
+                <w:sz w:val="17"/>
+              </w:rPr>
+              <w:t>di 24 nov 2026, 12u30–14u</w:t>
             </w:r>
           </w:p>
         </w:tc>
@@ -304,70 +251,44 @@
       <w:tr>
         <w:tc>
           <w:tcPr>
-            <w:tcW w:type="dxa" w:w="1984"/>
+            <w:tcW w:type="dxa" w:w="3402"/>
             <w:tcMar>
-              <w:top w:w="50" w:type="dxa"/>
-              <w:bottom w:w="50" w:type="dxa"/>
+              <w:top w:w="28" w:type="dxa"/>
+              <w:bottom w:w="28" w:type="dxa"/>
               <w:left w:w="80" w:type="dxa"/>
               <w:right w:w="80" w:type="dxa"/>
             </w:tcMar>
           </w:tcPr>
           <w:p>
+            <w:pPr>
+              <w:spacing w:after="20"/>
+            </w:pPr>
             <w:r>
               <w:rPr>
                 <w:b/>
-                <w:sz w:val="17"/>
+                <w:color w:val="00407A"/>
+                <w:sz w:val="18"/>
               </w:rPr>
-              <w:t>di 24 nov 2026</w:t>
+              <w:t>2 · Gezondheidseconomie en procesevaluatie</w:t>
+            </w:r>
+          </w:p>
+          <w:p>
+            <w:r>
+              <w:rPr>
+                <w:b w:val="0"/>
+                <w:color w:val="5A6A78"/>
+                <w:sz w:val="15"/>
+              </w:rPr>
+              <w:t>het gezondheidseconomisch dagboek, opnames en observatie van PARADISE-sessies met patiënten, het dagboek van de therapeut</w:t>
             </w:r>
           </w:p>
         </w:tc>
         <w:tc>
           <w:tcPr>
-            <w:tcW w:type="dxa" w:w="2891"/>
+            <w:tcW w:type="dxa" w:w="2438"/>
             <w:tcMar>
-              <w:top w:w="50" w:type="dxa"/>
-              <w:bottom w:w="50" w:type="dxa"/>
-              <w:left w:w="80" w:type="dxa"/>
-              <w:right w:w="80" w:type="dxa"/>
-            </w:tcMar>
-          </w:tcPr>
-          <w:p>
-            <w:r>
-              <w:rPr>
-                <w:b w:val="0"/>
-                <w:sz w:val="17"/>
-              </w:rPr>
-              <w:t>Theorie 2</w:t>
-            </w:r>
-          </w:p>
-        </w:tc>
-        <w:tc>
-          <w:tcPr>
-            <w:tcW w:type="dxa" w:w="1361"/>
-            <w:tcMar>
-              <w:top w:w="50" w:type="dxa"/>
-              <w:bottom w:w="50" w:type="dxa"/>
-              <w:left w:w="80" w:type="dxa"/>
-              <w:right w:w="80" w:type="dxa"/>
-            </w:tcMar>
-          </w:tcPr>
-          <w:p>
-            <w:r>
-              <w:rPr>
-                <w:b w:val="0"/>
-                <w:sz w:val="17"/>
-              </w:rPr>
-              <w:t>12u30–14u</w:t>
-            </w:r>
-          </w:p>
-        </w:tc>
-        <w:tc>
-          <w:tcPr>
-            <w:tcW w:type="dxa" w:w="1701"/>
-            <w:tcMar>
-              <w:top w:w="50" w:type="dxa"/>
-              <w:bottom w:w="50" w:type="dxa"/>
+              <w:top w:w="28" w:type="dxa"/>
+              <w:bottom w:w="28" w:type="dxa"/>
               <w:left w:w="80" w:type="dxa"/>
               <w:right w:w="80" w:type="dxa"/>
             </w:tcMar>
@@ -381,13 +302,31 @@
               <w:t>online, opgenomen</w:t>
             </w:r>
           </w:p>
+          <w:p>
+            <w:r>
+              <w:rPr>
+                <w:b w:val="0"/>
+                <w:sz w:val="17"/>
+              </w:rPr>
+              <w:t>1,5 u</w:t>
+            </w:r>
+          </w:p>
+          <w:p>
+            <w:r>
+              <w:rPr>
+                <w:b w:val="0"/>
+                <w:sz w:val="17"/>
+              </w:rPr>
+              <w:t>podologen en artsen</w:t>
+            </w:r>
+          </w:p>
         </w:tc>
         <w:tc>
           <w:tcPr>
-            <w:tcW w:type="dxa" w:w="1928"/>
+            <w:tcW w:type="dxa" w:w="4025"/>
             <w:tcMar>
-              <w:top w:w="50" w:type="dxa"/>
-              <w:bottom w:w="50" w:type="dxa"/>
+              <w:top w:w="28" w:type="dxa"/>
+              <w:bottom w:w="28" w:type="dxa"/>
               <w:left w:w="80" w:type="dxa"/>
               <w:right w:w="80" w:type="dxa"/>
             </w:tcMar>
@@ -398,7 +337,7 @@
                 <w:b w:val="0"/>
                 <w:sz w:val="17"/>
               </w:rPr>
-              <w:t>podologen en artsen</w:t>
+              <w:t>di 8 dec 2026, 12u30–14u</w:t>
             </w:r>
           </w:p>
         </w:tc>
@@ -406,30 +345,44 @@
       <w:tr>
         <w:tc>
           <w:tcPr>
-            <w:tcW w:type="dxa" w:w="1984"/>
+            <w:tcW w:type="dxa" w:w="3402"/>
             <w:tcMar>
-              <w:top w:w="50" w:type="dxa"/>
-              <w:bottom w:w="50" w:type="dxa"/>
+              <w:top w:w="28" w:type="dxa"/>
+              <w:bottom w:w="28" w:type="dxa"/>
               <w:left w:w="80" w:type="dxa"/>
               <w:right w:w="80" w:type="dxa"/>
             </w:tcMar>
           </w:tcPr>
           <w:p>
+            <w:pPr>
+              <w:spacing w:after="20"/>
+            </w:pPr>
             <w:r>
               <w:rPr>
                 <w:b/>
-                <w:sz w:val="17"/>
+                <w:color w:val="00407A"/>
+                <w:sz w:val="18"/>
               </w:rPr>
-              <w:t>di 8 dec 2026</w:t>
+              <w:t>3 · Technologie</w:t>
+            </w:r>
+          </w:p>
+          <w:p>
+            <w:r>
+              <w:rPr>
+                <w:b w:val="0"/>
+                <w:color w:val="5A6A78"/>
+                <w:sz w:val="15"/>
+              </w:rPr>
+              <w:t>Novel pedar, Orthotimer, MoveMonitor</w:t>
             </w:r>
           </w:p>
         </w:tc>
         <w:tc>
           <w:tcPr>
-            <w:tcW w:type="dxa" w:w="2891"/>
+            <w:tcW w:type="dxa" w:w="2438"/>
             <w:tcMar>
-              <w:top w:w="50" w:type="dxa"/>
-              <w:bottom w:w="50" w:type="dxa"/>
+              <w:top w:w="28" w:type="dxa"/>
+              <w:bottom w:w="28" w:type="dxa"/>
               <w:left w:w="80" w:type="dxa"/>
               <w:right w:w="80" w:type="dxa"/>
             </w:tcMar>
@@ -440,16 +393,34 @@
                 <w:b w:val="0"/>
                 <w:sz w:val="17"/>
               </w:rPr>
-              <w:t>Gezondheidseconomie en procesevaluatie</w:t>
+              <w:t>in uw centrum</w:t>
+            </w:r>
+          </w:p>
+          <w:p>
+            <w:r>
+              <w:rPr>
+                <w:b w:val="0"/>
+                <w:sz w:val="17"/>
+              </w:rPr>
+              <w:t>2 u: eerst theorie, dan praktijk</w:t>
+            </w:r>
+          </w:p>
+          <w:p>
+            <w:r>
+              <w:rPr>
+                <w:b w:val="0"/>
+                <w:sz w:val="17"/>
+              </w:rPr>
+              <w:t>podologen; artsen kunnen aansluiten bij de theorie</w:t>
             </w:r>
           </w:p>
         </w:tc>
         <w:tc>
           <w:tcPr>
-            <w:tcW w:type="dxa" w:w="1361"/>
+            <w:tcW w:type="dxa" w:w="4025"/>
             <w:tcMar>
-              <w:top w:w="50" w:type="dxa"/>
-              <w:bottom w:w="50" w:type="dxa"/>
+              <w:top w:w="28" w:type="dxa"/>
+              <w:bottom w:w="28" w:type="dxa"/>
               <w:left w:w="80" w:type="dxa"/>
               <w:right w:w="80" w:type="dxa"/>
             </w:tcMar>
@@ -458,18 +429,109 @@
             <w:r>
               <w:rPr>
                 <w:b w:val="0"/>
+                <w:color w:val="5A6A78"/>
+                <w:sz w:val="15"/>
+              </w:rPr>
+              <w:t>december 2026</w:t>
+            </w:r>
+          </w:p>
+          <w:p>
+            <w:r>
+              <w:rPr>
+                <w:b w:val="0"/>
                 <w:sz w:val="17"/>
               </w:rPr>
-              <w:t>12u30–14u</w:t>
+              <w:t>Kortrijk · wo 2 dec, VM</w:t>
+            </w:r>
+          </w:p>
+          <w:p>
+            <w:r>
+              <w:rPr>
+                <w:b w:val="0"/>
+                <w:sz w:val="17"/>
+              </w:rPr>
+              <w:t>Brugge · wo 2 dec, NM</w:t>
+            </w:r>
+          </w:p>
+          <w:p>
+            <w:r>
+              <w:rPr>
+                <w:b w:val="0"/>
+                <w:sz w:val="17"/>
+              </w:rPr>
+              <w:t>Antwerpen · wo 9 dec, VM</w:t>
+            </w:r>
+          </w:p>
+          <w:p>
+            <w:r>
+              <w:rPr>
+                <w:b w:val="0"/>
+                <w:sz w:val="17"/>
+              </w:rPr>
+              <w:t>Gent · do 10 dec, VM</w:t>
+            </w:r>
+          </w:p>
+          <w:p>
+            <w:r>
+              <w:rPr>
+                <w:b w:val="0"/>
+                <w:sz w:val="17"/>
+              </w:rPr>
+              <w:t>Aalst · do 10 dec, NM</w:t>
+            </w:r>
+          </w:p>
+          <w:p>
+            <w:r>
+              <w:rPr>
+                <w:b w:val="0"/>
+                <w:sz w:val="17"/>
+              </w:rPr>
+              <w:t>Leuven · di 15 dec, VM</w:t>
+            </w:r>
+          </w:p>
+        </w:tc>
+      </w:tr>
+      <w:tr>
+        <w:tc>
+          <w:tcPr>
+            <w:tcW w:type="dxa" w:w="3402"/>
+            <w:tcMar>
+              <w:top w:w="28" w:type="dxa"/>
+              <w:bottom w:w="28" w:type="dxa"/>
+              <w:left w:w="80" w:type="dxa"/>
+              <w:right w:w="80" w:type="dxa"/>
+            </w:tcMar>
+          </w:tcPr>
+          <w:p>
+            <w:pPr>
+              <w:spacing w:after="20"/>
+            </w:pPr>
+            <w:r>
+              <w:rPr>
+                <w:b/>
+                <w:color w:val="00407A"/>
+                <w:sz w:val="18"/>
+              </w:rPr>
+              <w:t>4 · Datacollectie en vragenlijsten</w:t>
+            </w:r>
+          </w:p>
+          <w:p>
+            <w:r>
+              <w:rPr>
+                <w:b w:val="0"/>
+                <w:color w:val="5A6A78"/>
+                <w:sz w:val="15"/>
+              </w:rPr>
+              <w:t>vooraf een zelftest: elk centrum vult de vragenlijsten eens zelf in</w:t>
             </w:r>
           </w:p>
         </w:tc>
         <w:tc>
           <w:tcPr>
-            <w:tcW w:type="dxa" w:w="1701"/>
+            <w:tcW w:type="dxa" w:w="2438"/>
             <w:tcMar>
-              <w:top w:w="50" w:type="dxa"/>
-              <w:bottom w:w="50" w:type="dxa"/>
+              <w:top w:w="28" w:type="dxa"/>
+              <w:bottom w:w="28" w:type="dxa"/>
               <w:left w:w="80" w:type="dxa"/>
               <w:right w:w="80" w:type="dxa"/>
             </w:tcMar>
@@ -483,13 +545,31 @@
               <w:t>online, opgenomen</w:t>
             </w:r>
           </w:p>
+          <w:p>
+            <w:r>
+              <w:rPr>
+                <w:b w:val="0"/>
+                <w:sz w:val="17"/>
+              </w:rPr>
+              <w:t>zelftest, dan 2 u</w:t>
+            </w:r>
+          </w:p>
+          <w:p>
+            <w:r>
+              <w:rPr>
+                <w:b w:val="0"/>
+                <w:sz w:val="17"/>
+              </w:rPr>
+              <w:t>podologen</w:t>
+            </w:r>
+          </w:p>
         </w:tc>
         <w:tc>
           <w:tcPr>
-            <w:tcW w:type="dxa" w:w="1928"/>
+            <w:tcW w:type="dxa" w:w="4025"/>
             <w:tcMar>
-              <w:top w:w="50" w:type="dxa"/>
-              <w:bottom w:w="50" w:type="dxa"/>
+              <w:top w:w="28" w:type="dxa"/>
+              <w:bottom w:w="28" w:type="dxa"/>
               <w:left w:w="80" w:type="dxa"/>
               <w:right w:w="80" w:type="dxa"/>
             </w:tcMar>
@@ -500,7 +580,16 @@
                 <w:b w:val="0"/>
                 <w:sz w:val="17"/>
               </w:rPr>
-              <w:t>podologen en artsen</w:t>
+              <w:t>zelftest · week van 4 jan 2027</w:t>
+            </w:r>
+          </w:p>
+          <w:p>
+            <w:r>
+              <w:rPr>
+                <w:b w:val="0"/>
+                <w:sz w:val="17"/>
+              </w:rPr>
+              <w:t>di 12 jan 2027, 9u–11u</w:t>
             </w:r>
           </w:p>
         </w:tc>
@@ -508,30 +597,44 @@
       <w:tr>
         <w:tc>
           <w:tcPr>
-            <w:tcW w:type="dxa" w:w="1984"/>
+            <w:tcW w:type="dxa" w:w="3402"/>
             <w:tcMar>
-              <w:top w:w="50" w:type="dxa"/>
-              <w:bottom w:w="50" w:type="dxa"/>
+              <w:top w:w="28" w:type="dxa"/>
+              <w:bottom w:w="28" w:type="dxa"/>
               <w:left w:w="80" w:type="dxa"/>
               <w:right w:w="80" w:type="dxa"/>
             </w:tcMar>
           </w:tcPr>
           <w:p>
+            <w:pPr>
+              <w:spacing w:after="20"/>
+            </w:pPr>
             <w:r>
               <w:rPr>
                 <w:b/>
-                <w:sz w:val="17"/>
+                <w:color w:val="00407A"/>
+                <w:sz w:val="18"/>
               </w:rPr>
-              <w:t>week van 4 jan 2027</w:t>
+              <w:t>5 · SEBIA 1 en 2</w:t>
+            </w:r>
+          </w:p>
+          <w:p>
+            <w:r>
+              <w:rPr>
+                <w:b w:val="0"/>
+                <w:color w:val="5A6A78"/>
+                <w:sz w:val="15"/>
+              </w:rPr>
+              <w:t>educatie geven, kennis en draagtijd terugkoppelen</w:t>
             </w:r>
           </w:p>
         </w:tc>
         <w:tc>
           <w:tcPr>
-            <w:tcW w:type="dxa" w:w="2891"/>
+            <w:tcW w:type="dxa" w:w="2438"/>
             <w:tcMar>
-              <w:top w:w="50" w:type="dxa"/>
-              <w:bottom w:w="50" w:type="dxa"/>
+              <w:top w:w="28" w:type="dxa"/>
+              <w:bottom w:w="28" w:type="dxa"/>
               <w:left w:w="80" w:type="dxa"/>
               <w:right w:w="80" w:type="dxa"/>
             </w:tcMar>
@@ -542,16 +645,118 @@
                 <w:b w:val="0"/>
                 <w:sz w:val="17"/>
               </w:rPr>
-              <w:t>Zelftest: de vragenlijsten eens zelf invullen</w:t>
+              <w:t>in drie groepen</w:t>
+            </w:r>
+          </w:p>
+          <w:p>
+            <w:r>
+              <w:rPr>
+                <w:b w:val="0"/>
+                <w:sz w:val="17"/>
+              </w:rPr>
+              <w:t>4 u, 13u–17u</w:t>
+            </w:r>
+          </w:p>
+          <w:p>
+            <w:r>
+              <w:rPr>
+                <w:b w:val="0"/>
+                <w:sz w:val="17"/>
+              </w:rPr>
+              <w:t>podologen</w:t>
             </w:r>
           </w:p>
         </w:tc>
         <w:tc>
           <w:tcPr>
-            <w:tcW w:type="dxa" w:w="1361"/>
+            <w:tcW w:type="dxa" w:w="4025"/>
             <w:tcMar>
-              <w:top w:w="50" w:type="dxa"/>
-              <w:bottom w:w="50" w:type="dxa"/>
+              <w:top w:w="28" w:type="dxa"/>
+              <w:bottom w:w="28" w:type="dxa"/>
+              <w:left w:w="80" w:type="dxa"/>
+              <w:right w:w="80" w:type="dxa"/>
+            </w:tcMar>
+          </w:tcPr>
+          <w:p>
+            <w:r>
+              <w:rPr>
+                <w:b w:val="0"/>
+                <w:color w:val="5A6A78"/>
+                <w:sz w:val="15"/>
+              </w:rPr>
+              <w:t>januari 2027</w:t>
+            </w:r>
+          </w:p>
+          <w:p>
+            <w:r>
+              <w:rPr>
+                <w:b w:val="0"/>
+                <w:sz w:val="17"/>
+              </w:rPr>
+              <w:t>Kortrijk en 1e podoloog Brugge · wo 6 jan</w:t>
+            </w:r>
+          </w:p>
+          <w:p>
+            <w:r>
+              <w:rPr>
+                <w:b w:val="0"/>
+                <w:sz w:val="17"/>
+              </w:rPr>
+              <w:t>Oost en 2e podoloog Brugge · di 12 jan</w:t>
+            </w:r>
+          </w:p>
+          <w:p>
+            <w:r>
+              <w:rPr>
+                <w:b w:val="0"/>
+                <w:sz w:val="17"/>
+              </w:rPr>
+              <w:t>Gent · vr 15 jan, in UZ Gent</w:t>
+            </w:r>
+          </w:p>
+        </w:tc>
+      </w:tr>
+      <w:tr>
+        <w:tc>
+          <w:tcPr>
+            <w:tcW w:type="dxa" w:w="3402"/>
+            <w:tcMar>
+              <w:top w:w="28" w:type="dxa"/>
+              <w:bottom w:w="28" w:type="dxa"/>
+              <w:left w:w="80" w:type="dxa"/>
+              <w:right w:w="80" w:type="dxa"/>
+            </w:tcMar>
+          </w:tcPr>
+          <w:p>
+            <w:pPr>
+              <w:spacing w:after="20"/>
+            </w:pPr>
+            <w:r>
+              <w:rPr>
+                <w:b/>
+                <w:color w:val="00407A"/>
+                <w:sz w:val="18"/>
+              </w:rPr>
+              <w:t>6 · SEBIA 3 tot 6</w:t>
+            </w:r>
+          </w:p>
+          <w:p>
+            <w:r>
+              <w:rPr>
+                <w:b w:val="0"/>
+                <w:color w:val="5A6A78"/>
+                <w:sz w:val="15"/>
+              </w:rPr>
+              <w:t>motiverende gespreksvoering, ondersteunende interventies, intervisie</w:t>
+            </w:r>
+          </w:p>
+        </w:tc>
+        <w:tc>
+          <w:tcPr>
+            <w:tcW w:type="dxa" w:w="2438"/>
+            <w:tcMar>
+              <w:top w:w="28" w:type="dxa"/>
+              <w:bottom w:w="28" w:type="dxa"/>
               <w:left w:w="80" w:type="dxa"/>
               <w:right w:w="80" w:type="dxa"/>
             </w:tcMar>
@@ -562,16 +767,200 @@
                 <w:b w:val="0"/>
                 <w:sz w:val="17"/>
               </w:rPr>
-              <w:t>–</w:t>
+              <w:t>SEBIA 3–4: drie groepen, 4 u, namiddag</w:t>
+            </w:r>
+          </w:p>
+          <w:p>
+            <w:r>
+              <w:rPr>
+                <w:b w:val="0"/>
+                <w:sz w:val="17"/>
+              </w:rPr>
+              <w:t>SEBIA 5: 1,5 u per podoloog, in uw centrum</w:t>
+            </w:r>
+          </w:p>
+          <w:p>
+            <w:r>
+              <w:rPr>
+                <w:b w:val="0"/>
+                <w:sz w:val="17"/>
+              </w:rPr>
+              <w:t>SEBIA 6: 1 u online,</w:t>
+            </w:r>
+          </w:p>
+          <w:p>
+            <w:r>
+              <w:rPr>
+                <w:b w:val="0"/>
+                <w:sz w:val="17"/>
+              </w:rPr>
+              <w:t>sep–nov 2027</w:t>
+            </w:r>
+          </w:p>
+          <w:p>
+            <w:r>
+              <w:rPr>
+                <w:b w:val="0"/>
+                <w:sz w:val="17"/>
+              </w:rPr>
+              <w:t>podologen</w:t>
             </w:r>
           </w:p>
         </w:tc>
         <w:tc>
           <w:tcPr>
-            <w:tcW w:type="dxa" w:w="1701"/>
+            <w:tcW w:type="dxa" w:w="4025"/>
             <w:tcMar>
-              <w:top w:w="50" w:type="dxa"/>
-              <w:bottom w:w="50" w:type="dxa"/>
+              <w:top w:w="28" w:type="dxa"/>
+              <w:bottom w:w="28" w:type="dxa"/>
+              <w:left w:w="80" w:type="dxa"/>
+              <w:right w:w="80" w:type="dxa"/>
+            </w:tcMar>
+          </w:tcPr>
+          <w:p>
+            <w:r>
+              <w:rPr>
+                <w:b w:val="0"/>
+                <w:color w:val="5A6A78"/>
+                <w:sz w:val="15"/>
+              </w:rPr>
+              <w:t>SEBIA 3–4, voorstel · maart 2027 · inhaal ma 8 mrt</w:t>
+            </w:r>
+          </w:p>
+          <w:p>
+            <w:r>
+              <w:rPr>
+                <w:b w:val="0"/>
+                <w:sz w:val="17"/>
+              </w:rPr>
+              <w:t>Kortrijk en 1e podoloog Brugge · ma 1 mrt</w:t>
+            </w:r>
+          </w:p>
+          <w:p>
+            <w:r>
+              <w:rPr>
+                <w:b w:val="0"/>
+                <w:sz w:val="17"/>
+              </w:rPr>
+              <w:t>Oost en 2e podoloog Brugge · di 2 mrt</w:t>
+            </w:r>
+          </w:p>
+          <w:p>
+            <w:r>
+              <w:rPr>
+                <w:b w:val="0"/>
+                <w:sz w:val="17"/>
+              </w:rPr>
+              <w:t>Gent · vr 5 mrt</w:t>
+            </w:r>
+          </w:p>
+          <w:p>
+            <w:r>
+              <w:rPr>
+                <w:b w:val="0"/>
+                <w:color w:val="5A6A78"/>
+                <w:sz w:val="15"/>
+              </w:rPr>
+              <w:t>SEBIA 5, voorstel · april 2027</w:t>
+            </w:r>
+          </w:p>
+          <w:p>
+            <w:r>
+              <w:rPr>
+                <w:b w:val="0"/>
+                <w:sz w:val="17"/>
+              </w:rPr>
+              <w:t>Kortrijk · di 20 apr, VM</w:t>
+            </w:r>
+          </w:p>
+          <w:p>
+            <w:r>
+              <w:rPr>
+                <w:b w:val="0"/>
+                <w:sz w:val="17"/>
+              </w:rPr>
+              <w:t>Aalst · di 20 apr, NM</w:t>
+            </w:r>
+          </w:p>
+          <w:p>
+            <w:r>
+              <w:rPr>
+                <w:b w:val="0"/>
+                <w:sz w:val="17"/>
+              </w:rPr>
+              <w:t>Gent · vr 23 apr, NM</w:t>
+            </w:r>
+          </w:p>
+          <w:p>
+            <w:r>
+              <w:rPr>
+                <w:b w:val="0"/>
+                <w:sz w:val="17"/>
+              </w:rPr>
+              <w:t>Brugge · ma 26 apr, VM</w:t>
+            </w:r>
+          </w:p>
+          <w:p>
+            <w:r>
+              <w:rPr>
+                <w:b w:val="0"/>
+                <w:sz w:val="17"/>
+              </w:rPr>
+              <w:t>Antwerpen · di 27 apr, VM</w:t>
+            </w:r>
+          </w:p>
+          <w:p>
+            <w:r>
+              <w:rPr>
+                <w:b w:val="0"/>
+                <w:sz w:val="17"/>
+              </w:rPr>
+              <w:t>Leuven · vr 30 apr, VM</w:t>
+            </w:r>
+          </w:p>
+        </w:tc>
+      </w:tr>
+      <w:tr>
+        <w:tc>
+          <w:tcPr>
+            <w:tcW w:type="dxa" w:w="3402"/>
+            <w:tcMar>
+              <w:top w:w="28" w:type="dxa"/>
+              <w:bottom w:w="28" w:type="dxa"/>
+              <w:left w:w="80" w:type="dxa"/>
+              <w:right w:w="80" w:type="dxa"/>
+            </w:tcMar>
+          </w:tcPr>
+          <w:p>
+            <w:pPr>
+              <w:spacing w:after="20"/>
+            </w:pPr>
+            <w:r>
+              <w:rPr>
+                <w:b/>
+                <w:color w:val="00407A"/>
+                <w:sz w:val="18"/>
+              </w:rPr>
+              <w:t>7 · Droogloop vier visites</w:t>
+            </w:r>
+          </w:p>
+          <w:p>
+            <w:r>
+              <w:rPr>
+                <w:b w:val="0"/>
+                <w:color w:val="5A6A78"/>
+                <w:sz w:val="15"/>
+              </w:rPr>
+              <w:t>op een verzonnen deelnemer, met uw eigen toestellen en de papieren formulieren, in beide armen</w:t>
+            </w:r>
+          </w:p>
+        </w:tc>
+        <w:tc>
+          <w:tcPr>
+            <w:tcW w:type="dxa" w:w="2438"/>
+            <w:tcMar>
+              <w:top w:w="28" w:type="dxa"/>
+              <w:bottom w:w="28" w:type="dxa"/>
               <w:left w:w="80" w:type="dxa"/>
               <w:right w:w="80" w:type="dxa"/>
             </w:tcMar>
@@ -585,17 +974,15 @@
               <w:t>in uw centrum</w:t>
             </w:r>
           </w:p>
-        </w:tc>
-        <w:tc>
-          <w:tcPr>
-            <w:tcW w:type="dxa" w:w="1928"/>
-            <w:tcMar>
-              <w:top w:w="50" w:type="dxa"/>
-              <w:bottom w:w="50" w:type="dxa"/>
-              <w:left w:w="80" w:type="dxa"/>
-              <w:right w:w="80" w:type="dxa"/>
-            </w:tcMar>
-          </w:tcPr>
+          <w:p>
+            <w:r>
+              <w:rPr>
+                <w:b w:val="0"/>
+                <w:sz w:val="17"/>
+              </w:rPr>
+              <w:t>3,5 u plus 1 u debriefing</w:t>
+            </w:r>
+          </w:p>
           <w:p>
             <w:r>
               <w:rPr>
@@ -606,34 +993,12 @@
             </w:r>
           </w:p>
         </w:tc>
-      </w:tr>
-      <w:tr>
         <w:tc>
           <w:tcPr>
-            <w:tcW w:type="dxa" w:w="1984"/>
+            <w:tcW w:type="dxa" w:w="4025"/>
             <w:tcMar>
-              <w:top w:w="50" w:type="dxa"/>
-              <w:bottom w:w="50" w:type="dxa"/>
-              <w:left w:w="80" w:type="dxa"/>
-              <w:right w:w="80" w:type="dxa"/>
-            </w:tcMar>
-          </w:tcPr>
-          <w:p>
-            <w:r>
-              <w:rPr>
-                <w:b/>
-                <w:sz w:val="17"/>
-              </w:rPr>
-              <w:t>di 12 jan 2027</w:t>
-            </w:r>
-          </w:p>
-        </w:tc>
-        <w:tc>
-          <w:tcPr>
-            <w:tcW w:type="dxa" w:w="2891"/>
-            <w:tcMar>
-              <w:top w:w="50" w:type="dxa"/>
-              <w:bottom w:w="50" w:type="dxa"/>
+              <w:top w:w="28" w:type="dxa"/>
+              <w:bottom w:w="28" w:type="dxa"/>
               <w:left w:w="80" w:type="dxa"/>
               <w:right w:w="80" w:type="dxa"/>
             </w:tcMar>
@@ -642,273 +1007,64 @@
             <w:r>
               <w:rPr>
                 <w:b w:val="0"/>
-                <w:sz w:val="17"/>
+                <w:color w:val="5A6A78"/>
+                <w:sz w:val="15"/>
               </w:rPr>
-              <w:t>Datacollectie en vragenlijsten</w:t>
+              <w:t>januari 2027 · tussen haakjes de inhaaldag</w:t>
             </w:r>
           </w:p>
-        </w:tc>
-        <w:tc>
-          <w:tcPr>
-            <w:tcW w:type="dxa" w:w="1361"/>
-            <w:tcMar>
-              <w:top w:w="50" w:type="dxa"/>
-              <w:bottom w:w="50" w:type="dxa"/>
-              <w:left w:w="80" w:type="dxa"/>
-              <w:right w:w="80" w:type="dxa"/>
-            </w:tcMar>
-          </w:tcPr>
           <w:p>
             <w:r>
               <w:rPr>
                 <w:b w:val="0"/>
                 <w:sz w:val="17"/>
               </w:rPr>
-              <w:t>9u–11u</w:t>
+              <w:t>Brugge · wo 13 jan, NM (ma 18 jan, VM)</w:t>
             </w:r>
           </w:p>
-        </w:tc>
-        <w:tc>
-          <w:tcPr>
-            <w:tcW w:type="dxa" w:w="1701"/>
-            <w:tcMar>
-              <w:top w:w="50" w:type="dxa"/>
-              <w:bottom w:w="50" w:type="dxa"/>
-              <w:left w:w="80" w:type="dxa"/>
-              <w:right w:w="80" w:type="dxa"/>
-            </w:tcMar>
-          </w:tcPr>
           <w:p>
             <w:r>
               <w:rPr>
                 <w:b w:val="0"/>
                 <w:sz w:val="17"/>
               </w:rPr>
-              <w:t>online, opgenomen</w:t>
+              <w:t>Aalst · di 19 jan (do 21 jan, NM)</w:t>
             </w:r>
           </w:p>
-        </w:tc>
-        <w:tc>
-          <w:tcPr>
-            <w:tcW w:type="dxa" w:w="1928"/>
-            <w:tcMar>
-              <w:top w:w="50" w:type="dxa"/>
-              <w:bottom w:w="50" w:type="dxa"/>
-              <w:left w:w="80" w:type="dxa"/>
-              <w:right w:w="80" w:type="dxa"/>
-            </w:tcMar>
-          </w:tcPr>
           <w:p>
             <w:r>
               <w:rPr>
                 <w:b w:val="0"/>
                 <w:sz w:val="17"/>
               </w:rPr>
-              <w:t>podologen</w:t>
+              <w:t>Kortrijk · wo 20 jan (ma 25 jan, NM)</w:t>
             </w:r>
           </w:p>
-        </w:tc>
-      </w:tr>
-      <w:tr>
-        <w:tc>
-          <w:tcPr>
-            <w:tcW w:type="dxa" w:w="1984"/>
-            <w:tcMar>
-              <w:top w:w="50" w:type="dxa"/>
-              <w:bottom w:w="50" w:type="dxa"/>
-              <w:left w:w="80" w:type="dxa"/>
-              <w:right w:w="80" w:type="dxa"/>
-            </w:tcMar>
-          </w:tcPr>
-          <w:p>
-            <w:r>
-              <w:rPr>
-                <w:b/>
-                <w:sz w:val="17"/>
-              </w:rPr>
-              <w:t>25 of 26 mrt, of 20–30 apr 2027</w:t>
-            </w:r>
-          </w:p>
-        </w:tc>
-        <w:tc>
-          <w:tcPr>
-            <w:tcW w:type="dxa" w:w="2891"/>
-            <w:tcMar>
-              <w:top w:w="50" w:type="dxa"/>
-              <w:bottom w:w="50" w:type="dxa"/>
-              <w:left w:w="80" w:type="dxa"/>
-              <w:right w:w="80" w:type="dxa"/>
-            </w:tcMar>
-          </w:tcPr>
           <w:p>
             <w:r>
               <w:rPr>
                 <w:b w:val="0"/>
                 <w:sz w:val="17"/>
               </w:rPr>
-              <w:t>SEBIA 5: booster (1,5 u)</w:t>
+              <w:t>Gent · do 21 jan, 8u–12u30 (vr 22 of do 28 jan)</w:t>
             </w:r>
           </w:p>
-        </w:tc>
-        <w:tc>
-          <w:tcPr>
-            <w:tcW w:type="dxa" w:w="1361"/>
-            <w:tcMar>
-              <w:top w:w="50" w:type="dxa"/>
-              <w:bottom w:w="50" w:type="dxa"/>
-              <w:left w:w="80" w:type="dxa"/>
-              <w:right w:w="80" w:type="dxa"/>
-            </w:tcMar>
-          </w:tcPr>
           <w:p>
             <w:r>
               <w:rPr>
                 <w:b w:val="0"/>
                 <w:sz w:val="17"/>
               </w:rPr>
-              <w:t>per centrum af te spreken</w:t>
+              <w:t>Leuven · di 26 jan (vr 22 jan, VM)</w:t>
             </w:r>
           </w:p>
-        </w:tc>
-        <w:tc>
-          <w:tcPr>
-            <w:tcW w:type="dxa" w:w="1701"/>
-            <w:tcMar>
-              <w:top w:w="50" w:type="dxa"/>
-              <w:bottom w:w="50" w:type="dxa"/>
-              <w:left w:w="80" w:type="dxa"/>
-              <w:right w:w="80" w:type="dxa"/>
-            </w:tcMar>
-          </w:tcPr>
           <w:p>
             <w:r>
               <w:rPr>
                 <w:b w:val="0"/>
                 <w:sz w:val="17"/>
               </w:rPr>
-              <w:t>in uw centrum</w:t>
-            </w:r>
-          </w:p>
-        </w:tc>
-        <w:tc>
-          <w:tcPr>
-            <w:tcW w:type="dxa" w:w="1928"/>
-            <w:tcMar>
-              <w:top w:w="50" w:type="dxa"/>
-              <w:bottom w:w="50" w:type="dxa"/>
-              <w:left w:w="80" w:type="dxa"/>
-              <w:right w:w="80" w:type="dxa"/>
-            </w:tcMar>
-          </w:tcPr>
-          <w:p>
-            <w:r>
-              <w:rPr>
-                <w:b w:val="0"/>
-                <w:sz w:val="17"/>
-              </w:rPr>
-              <w:t>podologen</w:t>
-            </w:r>
-          </w:p>
-        </w:tc>
-      </w:tr>
-      <w:tr>
-        <w:tc>
-          <w:tcPr>
-            <w:tcW w:type="dxa" w:w="1984"/>
-            <w:tcMar>
-              <w:top w:w="50" w:type="dxa"/>
-              <w:bottom w:w="50" w:type="dxa"/>
-              <w:left w:w="80" w:type="dxa"/>
-              <w:right w:w="80" w:type="dxa"/>
-            </w:tcMar>
-          </w:tcPr>
-          <w:p>
-            <w:r>
-              <w:rPr>
-                <w:b/>
-                <w:sz w:val="17"/>
-              </w:rPr>
-              <w:t>sep–nov 2027</w:t>
-            </w:r>
-          </w:p>
-        </w:tc>
-        <w:tc>
-          <w:tcPr>
-            <w:tcW w:type="dxa" w:w="2891"/>
-            <w:tcMar>
-              <w:top w:w="50" w:type="dxa"/>
-              <w:bottom w:w="50" w:type="dxa"/>
-              <w:left w:w="80" w:type="dxa"/>
-              <w:right w:w="80" w:type="dxa"/>
-            </w:tcMar>
-          </w:tcPr>
-          <w:p>
-            <w:r>
-              <w:rPr>
-                <w:b w:val="0"/>
-                <w:sz w:val="17"/>
-              </w:rPr>
-              <w:t>SEBIA 6: intervisie (1 u)</w:t>
-            </w:r>
-          </w:p>
-        </w:tc>
-        <w:tc>
-          <w:tcPr>
-            <w:tcW w:type="dxa" w:w="1361"/>
-            <w:tcMar>
-              <w:top w:w="50" w:type="dxa"/>
-              <w:bottom w:w="50" w:type="dxa"/>
-              <w:left w:w="80" w:type="dxa"/>
-              <w:right w:w="80" w:type="dxa"/>
-            </w:tcMar>
-          </w:tcPr>
-          <w:p>
-            <w:r>
-              <w:rPr>
-                <w:b w:val="0"/>
-                <w:sz w:val="17"/>
-              </w:rPr>
-              <w:t>volgt</w:t>
-            </w:r>
-          </w:p>
-        </w:tc>
-        <w:tc>
-          <w:tcPr>
-            <w:tcW w:type="dxa" w:w="1701"/>
-            <w:tcMar>
-              <w:top w:w="50" w:type="dxa"/>
-              <w:bottom w:w="50" w:type="dxa"/>
-              <w:left w:w="80" w:type="dxa"/>
-              <w:right w:w="80" w:type="dxa"/>
-            </w:tcMar>
-          </w:tcPr>
-          <w:p>
-            <w:r>
-              <w:rPr>
-                <w:b w:val="0"/>
-                <w:sz w:val="17"/>
-              </w:rPr>
-              <w:t>online</w:t>
-            </w:r>
-          </w:p>
-        </w:tc>
-        <w:tc>
-          <w:tcPr>
-            <w:tcW w:type="dxa" w:w="1928"/>
-            <w:tcMar>
-              <w:top w:w="50" w:type="dxa"/>
-              <w:bottom w:w="50" w:type="dxa"/>
-              <w:left w:w="80" w:type="dxa"/>
-              <w:right w:w="80" w:type="dxa"/>
-            </w:tcMar>
-          </w:tcPr>
-          <w:p>
-            <w:r>
-              <w:rPr>
-                <w:b w:val="0"/>
-                <w:sz w:val="17"/>
-              </w:rPr>
-              <w:t>podologen</w:t>
+              <w:t>Antwerpen · wo 27 jan, VM (do 28 jan, VM)</w:t>
             </w:r>
           </w:p>
         </w:tc>
@@ -918,978 +1074,6 @@
       <w:pPr>
         <w:spacing w:before="240" w:after="80"/>
       </w:pPr>
-      <w:r>
-        <w:rPr>
-          <w:b/>
-          <w:color w:val="FF7A00"/>
-          <w:sz w:val="22"/>
-        </w:rPr>
-        <w:t xml:space="preserve">2  </w:t>
-      </w:r>
-      <w:r>
-        <w:rPr>
-          <w:b/>
-          <w:color w:val="00407A"/>
-          <w:sz w:val="22"/>
-        </w:rPr>
-        <w:t>Per centrum</w:t>
-      </w:r>
-    </w:p>
-    <w:p>
-      <w:pPr>
-        <w:spacing w:before="0" w:after="80"/>
-      </w:pPr>
-      <w:r>
-        <w:rPr>
-          <w:b w:val="0"/>
-          <w:color w:val="5A6A78"/>
-          <w:sz w:val="17"/>
-        </w:rPr>
-        <w:t>Technologie en droogloop ter plaatse in uw centrum; SEBIA 1 tot 4 in drie groepen: Kortrijk met de eerste podoloog van Brugge, groep Oost (Aalst, Leuven, Antwerpen) met de tweede podoloog van Brugge, en Gent in het eigen centrum.</w:t>
-      </w:r>
-    </w:p>
-    <w:tbl>
-      <w:tblPr>
-        <w:tblW w:type="auto" w:w="0"/>
-        <w:jc w:val="left"/>
-        <w:tblLayout w:type="fixed"/>
-        <w:tblLook w:firstColumn="1" w:firstRow="1" w:lastColumn="0" w:lastRow="0" w:noHBand="0" w:noVBand="1" w:val="04A0"/>
-        <w:tblBorders>
-          <w:top w:val="single" w:sz="4" w:color="D8E2EA"/>
-          <w:left w:val="single" w:sz="4" w:color="D8E2EA"/>
-          <w:bottom w:val="single" w:sz="4" w:color="D8E2EA"/>
-          <w:right w:val="single" w:sz="4" w:color="D8E2EA"/>
-          <w:insideH w:val="single" w:sz="4" w:color="D8E2EA"/>
-          <w:insideV w:val="single" w:sz="4" w:color="D8E2EA"/>
-        </w:tblBorders>
-      </w:tblPr>
-      <w:tblGrid>
-        <w:gridCol w:w="1644"/>
-        <w:gridCol w:w="1644"/>
-        <w:gridCol w:w="1644"/>
-        <w:gridCol w:w="1644"/>
-        <w:gridCol w:w="1644"/>
-        <w:gridCol w:w="1644"/>
-      </w:tblGrid>
-      <w:tr>
-        <w:trPr>
-          <w:tblHeader w:val="true"/>
-        </w:trPr>
-        <w:tc>
-          <w:tcPr>
-            <w:tcW w:type="dxa" w:w="1814"/>
-            <w:shd w:val="clear" w:color="auto" w:fill="1D8DB0"/>
-            <w:tcMar>
-              <w:top w:w="50" w:type="dxa"/>
-              <w:bottom w:w="50" w:type="dxa"/>
-              <w:left w:w="80" w:type="dxa"/>
-              <w:right w:w="80" w:type="dxa"/>
-            </w:tcMar>
-          </w:tcPr>
-          <w:p>
-            <w:r>
-              <w:rPr>
-                <w:b/>
-                <w:color w:val="FFFFFF"/>
-                <w:sz w:val="15"/>
-              </w:rPr>
-              <w:t>Centrum</w:t>
-            </w:r>
-          </w:p>
-        </w:tc>
-        <w:tc>
-          <w:tcPr>
-            <w:tcW w:type="dxa" w:w="1417"/>
-            <w:shd w:val="clear" w:color="auto" w:fill="1D8DB0"/>
-            <w:tcMar>
-              <w:top w:w="50" w:type="dxa"/>
-              <w:bottom w:w="50" w:type="dxa"/>
-              <w:left w:w="80" w:type="dxa"/>
-              <w:right w:w="80" w:type="dxa"/>
-            </w:tcMar>
-          </w:tcPr>
-          <w:p>
-            <w:r>
-              <w:rPr>
-                <w:b/>
-                <w:color w:val="FFFFFF"/>
-                <w:sz w:val="15"/>
-              </w:rPr>
-              <w:t>Technologie</w:t>
-              <w:br/>
-              <w:t>december 2026</w:t>
-            </w:r>
-          </w:p>
-        </w:tc>
-        <w:tc>
-          <w:tcPr>
-            <w:tcW w:type="dxa" w:w="1644"/>
-            <w:shd w:val="clear" w:color="auto" w:fill="1D8DB0"/>
-            <w:tcMar>
-              <w:top w:w="50" w:type="dxa"/>
-              <w:bottom w:w="50" w:type="dxa"/>
-              <w:left w:w="80" w:type="dxa"/>
-              <w:right w:w="80" w:type="dxa"/>
-            </w:tcMar>
-          </w:tcPr>
-          <w:p>
-            <w:r>
-              <w:rPr>
-                <w:b/>
-                <w:color w:val="FFFFFF"/>
-                <w:sz w:val="15"/>
-              </w:rPr>
-              <w:t>SEBIA 1–2</w:t>
-              <w:br/>
-              <w:t>13u–17u</w:t>
-            </w:r>
-          </w:p>
-        </w:tc>
-        <w:tc>
-          <w:tcPr>
-            <w:tcW w:type="dxa" w:w="1644"/>
-            <w:shd w:val="clear" w:color="auto" w:fill="1D8DB0"/>
-            <w:tcMar>
-              <w:top w:w="50" w:type="dxa"/>
-              <w:bottom w:w="50" w:type="dxa"/>
-              <w:left w:w="80" w:type="dxa"/>
-              <w:right w:w="80" w:type="dxa"/>
-            </w:tcMar>
-          </w:tcPr>
-          <w:p>
-            <w:r>
-              <w:rPr>
-                <w:b/>
-                <w:color w:val="FFFFFF"/>
-                <w:sz w:val="15"/>
-              </w:rPr>
-              <w:t>SEBIA 3–4</w:t>
-              <w:br/>
-              <w:t>namiddag, voorstel</w:t>
-            </w:r>
-          </w:p>
-        </w:tc>
-        <w:tc>
-          <w:tcPr>
-            <w:tcW w:type="dxa" w:w="1814"/>
-            <w:shd w:val="clear" w:color="auto" w:fill="1D8DB0"/>
-            <w:tcMar>
-              <w:top w:w="50" w:type="dxa"/>
-              <w:bottom w:w="50" w:type="dxa"/>
-              <w:left w:w="80" w:type="dxa"/>
-              <w:right w:w="80" w:type="dxa"/>
-            </w:tcMar>
-          </w:tcPr>
-          <w:p>
-            <w:r>
-              <w:rPr>
-                <w:b/>
-                <w:color w:val="FFFFFF"/>
-                <w:sz w:val="15"/>
-              </w:rPr>
-              <w:t>Droogloop</w:t>
-            </w:r>
-          </w:p>
-        </w:tc>
-        <w:tc>
-          <w:tcPr>
-            <w:tcW w:type="dxa" w:w="1531"/>
-            <w:shd w:val="clear" w:color="auto" w:fill="1D8DB0"/>
-            <w:tcMar>
-              <w:top w:w="50" w:type="dxa"/>
-              <w:bottom w:w="50" w:type="dxa"/>
-              <w:left w:w="80" w:type="dxa"/>
-              <w:right w:w="80" w:type="dxa"/>
-            </w:tcMar>
-          </w:tcPr>
-          <w:p>
-            <w:r>
-              <w:rPr>
-                <w:b/>
-                <w:color w:val="FFFFFF"/>
-                <w:sz w:val="15"/>
-              </w:rPr>
-              <w:t>Inhaal droogloop</w:t>
-            </w:r>
-          </w:p>
-        </w:tc>
-      </w:tr>
-      <w:tr>
-        <w:tc>
-          <w:tcPr>
-            <w:tcW w:type="dxa" w:w="1814"/>
-            <w:tcMar>
-              <w:top w:w="50" w:type="dxa"/>
-              <w:bottom w:w="50" w:type="dxa"/>
-              <w:left w:w="80" w:type="dxa"/>
-              <w:right w:w="80" w:type="dxa"/>
-            </w:tcMar>
-          </w:tcPr>
-          <w:p>
-            <w:r>
-              <w:rPr>
-                <w:b/>
-                <w:sz w:val="17"/>
-              </w:rPr>
-              <w:t>AZ Groeninge Kortrijk</w:t>
-            </w:r>
-          </w:p>
-        </w:tc>
-        <w:tc>
-          <w:tcPr>
-            <w:tcW w:type="dxa" w:w="1417"/>
-            <w:tcMar>
-              <w:top w:w="50" w:type="dxa"/>
-              <w:bottom w:w="50" w:type="dxa"/>
-              <w:left w:w="80" w:type="dxa"/>
-              <w:right w:w="80" w:type="dxa"/>
-            </w:tcMar>
-          </w:tcPr>
-          <w:p>
-            <w:r>
-              <w:rPr>
-                <w:b w:val="0"/>
-                <w:sz w:val="17"/>
-              </w:rPr>
-              <w:t>wo 2 dec, VM</w:t>
-            </w:r>
-          </w:p>
-        </w:tc>
-        <w:tc>
-          <w:tcPr>
-            <w:tcW w:type="dxa" w:w="1644"/>
-            <w:tcMar>
-              <w:top w:w="50" w:type="dxa"/>
-              <w:bottom w:w="50" w:type="dxa"/>
-              <w:left w:w="80" w:type="dxa"/>
-              <w:right w:w="80" w:type="dxa"/>
-            </w:tcMar>
-          </w:tcPr>
-          <w:p>
-            <w:r>
-              <w:rPr>
-                <w:b w:val="0"/>
-                <w:sz w:val="17"/>
-              </w:rPr>
-              <w:t>wo 6 jan</w:t>
-            </w:r>
-          </w:p>
-        </w:tc>
-        <w:tc>
-          <w:tcPr>
-            <w:tcW w:type="dxa" w:w="1644"/>
-            <w:tcMar>
-              <w:top w:w="50" w:type="dxa"/>
-              <w:bottom w:w="50" w:type="dxa"/>
-              <w:left w:w="80" w:type="dxa"/>
-              <w:right w:w="80" w:type="dxa"/>
-            </w:tcMar>
-          </w:tcPr>
-          <w:p>
-            <w:r>
-              <w:rPr>
-                <w:b w:val="0"/>
-                <w:sz w:val="17"/>
-              </w:rPr>
-              <w:t>ma 1 mrt</w:t>
-            </w:r>
-          </w:p>
-        </w:tc>
-        <w:tc>
-          <w:tcPr>
-            <w:tcW w:type="dxa" w:w="1814"/>
-            <w:tcMar>
-              <w:top w:w="50" w:type="dxa"/>
-              <w:bottom w:w="50" w:type="dxa"/>
-              <w:left w:w="80" w:type="dxa"/>
-              <w:right w:w="80" w:type="dxa"/>
-            </w:tcMar>
-          </w:tcPr>
-          <w:p>
-            <w:r>
-              <w:rPr>
-                <w:b w:val="0"/>
-                <w:sz w:val="17"/>
-              </w:rPr>
-              <w:t>wo 20 jan</w:t>
-            </w:r>
-          </w:p>
-        </w:tc>
-        <w:tc>
-          <w:tcPr>
-            <w:tcW w:type="dxa" w:w="1531"/>
-            <w:tcMar>
-              <w:top w:w="50" w:type="dxa"/>
-              <w:bottom w:w="50" w:type="dxa"/>
-              <w:left w:w="80" w:type="dxa"/>
-              <w:right w:w="80" w:type="dxa"/>
-            </w:tcMar>
-          </w:tcPr>
-          <w:p>
-            <w:r>
-              <w:rPr>
-                <w:b w:val="0"/>
-                <w:sz w:val="17"/>
-              </w:rPr>
-              <w:t>ma 25 jan, NM</w:t>
-            </w:r>
-          </w:p>
-        </w:tc>
-      </w:tr>
-      <w:tr>
-        <w:tc>
-          <w:tcPr>
-            <w:tcW w:type="dxa" w:w="1814"/>
-            <w:tcMar>
-              <w:top w:w="50" w:type="dxa"/>
-              <w:bottom w:w="50" w:type="dxa"/>
-              <w:left w:w="80" w:type="dxa"/>
-              <w:right w:w="80" w:type="dxa"/>
-            </w:tcMar>
-          </w:tcPr>
-          <w:p>
-            <w:r>
-              <w:rPr>
-                <w:b/>
-                <w:sz w:val="17"/>
-              </w:rPr>
-              <w:t>AZ Sint-Jan Brugge</w:t>
-            </w:r>
-          </w:p>
-        </w:tc>
-        <w:tc>
-          <w:tcPr>
-            <w:tcW w:type="dxa" w:w="1417"/>
-            <w:tcMar>
-              <w:top w:w="50" w:type="dxa"/>
-              <w:bottom w:w="50" w:type="dxa"/>
-              <w:left w:w="80" w:type="dxa"/>
-              <w:right w:w="80" w:type="dxa"/>
-            </w:tcMar>
-          </w:tcPr>
-          <w:p>
-            <w:r>
-              <w:rPr>
-                <w:b w:val="0"/>
-                <w:sz w:val="17"/>
-              </w:rPr>
-              <w:t>wo 2 dec, NM</w:t>
-            </w:r>
-          </w:p>
-        </w:tc>
-        <w:tc>
-          <w:tcPr>
-            <w:tcW w:type="dxa" w:w="1644"/>
-            <w:tcMar>
-              <w:top w:w="50" w:type="dxa"/>
-              <w:bottom w:w="50" w:type="dxa"/>
-              <w:left w:w="80" w:type="dxa"/>
-              <w:right w:w="80" w:type="dxa"/>
-            </w:tcMar>
-          </w:tcPr>
-          <w:p>
-            <w:r>
-              <w:rPr>
-                <w:b w:val="0"/>
-                <w:sz w:val="17"/>
-              </w:rPr>
-              <w:t>1e: wo 6 jan</w:t>
-            </w:r>
-          </w:p>
-          <w:p>
-            <w:r>
-              <w:rPr>
-                <w:b w:val="0"/>
-                <w:sz w:val="17"/>
-              </w:rPr>
-              <w:t>2e: di 12 jan</w:t>
-            </w:r>
-          </w:p>
-        </w:tc>
-        <w:tc>
-          <w:tcPr>
-            <w:tcW w:type="dxa" w:w="1644"/>
-            <w:tcMar>
-              <w:top w:w="50" w:type="dxa"/>
-              <w:bottom w:w="50" w:type="dxa"/>
-              <w:left w:w="80" w:type="dxa"/>
-              <w:right w:w="80" w:type="dxa"/>
-            </w:tcMar>
-          </w:tcPr>
-          <w:p>
-            <w:r>
-              <w:rPr>
-                <w:b w:val="0"/>
-                <w:sz w:val="17"/>
-              </w:rPr>
-              <w:t>1e: ma 1 mrt</w:t>
-            </w:r>
-          </w:p>
-          <w:p>
-            <w:r>
-              <w:rPr>
-                <w:b w:val="0"/>
-                <w:sz w:val="17"/>
-              </w:rPr>
-              <w:t>2e: di 2 mrt</w:t>
-            </w:r>
-          </w:p>
-        </w:tc>
-        <w:tc>
-          <w:tcPr>
-            <w:tcW w:type="dxa" w:w="1814"/>
-            <w:tcMar>
-              <w:top w:w="50" w:type="dxa"/>
-              <w:bottom w:w="50" w:type="dxa"/>
-              <w:left w:w="80" w:type="dxa"/>
-              <w:right w:w="80" w:type="dxa"/>
-            </w:tcMar>
-          </w:tcPr>
-          <w:p>
-            <w:r>
-              <w:rPr>
-                <w:b w:val="0"/>
-                <w:sz w:val="17"/>
-              </w:rPr>
-              <w:t>wo 13 jan, NM</w:t>
-            </w:r>
-          </w:p>
-        </w:tc>
-        <w:tc>
-          <w:tcPr>
-            <w:tcW w:type="dxa" w:w="1531"/>
-            <w:tcMar>
-              <w:top w:w="50" w:type="dxa"/>
-              <w:bottom w:w="50" w:type="dxa"/>
-              <w:left w:w="80" w:type="dxa"/>
-              <w:right w:w="80" w:type="dxa"/>
-            </w:tcMar>
-          </w:tcPr>
-          <w:p>
-            <w:r>
-              <w:rPr>
-                <w:b w:val="0"/>
-                <w:sz w:val="17"/>
-              </w:rPr>
-              <w:t>ma 18 jan, VM</w:t>
-            </w:r>
-          </w:p>
-        </w:tc>
-      </w:tr>
-      <w:tr>
-        <w:tc>
-          <w:tcPr>
-            <w:tcW w:type="dxa" w:w="1814"/>
-            <w:tcMar>
-              <w:top w:w="50" w:type="dxa"/>
-              <w:bottom w:w="50" w:type="dxa"/>
-              <w:left w:w="80" w:type="dxa"/>
-              <w:right w:w="80" w:type="dxa"/>
-            </w:tcMar>
-          </w:tcPr>
-          <w:p>
-            <w:r>
-              <w:rPr>
-                <w:b/>
-                <w:sz w:val="17"/>
-              </w:rPr>
-              <w:t>UZ Gent</w:t>
-            </w:r>
-          </w:p>
-        </w:tc>
-        <w:tc>
-          <w:tcPr>
-            <w:tcW w:type="dxa" w:w="1417"/>
-            <w:tcMar>
-              <w:top w:w="50" w:type="dxa"/>
-              <w:bottom w:w="50" w:type="dxa"/>
-              <w:left w:w="80" w:type="dxa"/>
-              <w:right w:w="80" w:type="dxa"/>
-            </w:tcMar>
-          </w:tcPr>
-          <w:p>
-            <w:r>
-              <w:rPr>
-                <w:b w:val="0"/>
-                <w:sz w:val="17"/>
-              </w:rPr>
-              <w:t>do 10 dec, VM</w:t>
-            </w:r>
-          </w:p>
-        </w:tc>
-        <w:tc>
-          <w:tcPr>
-            <w:tcW w:type="dxa" w:w="1644"/>
-            <w:tcMar>
-              <w:top w:w="50" w:type="dxa"/>
-              <w:bottom w:w="50" w:type="dxa"/>
-              <w:left w:w="80" w:type="dxa"/>
-              <w:right w:w="80" w:type="dxa"/>
-            </w:tcMar>
-          </w:tcPr>
-          <w:p>
-            <w:r>
-              <w:rPr>
-                <w:b w:val="0"/>
-                <w:sz w:val="17"/>
-              </w:rPr>
-              <w:t>vr 15 jan, in UZ Gent</w:t>
-            </w:r>
-          </w:p>
-        </w:tc>
-        <w:tc>
-          <w:tcPr>
-            <w:tcW w:type="dxa" w:w="1644"/>
-            <w:tcMar>
-              <w:top w:w="50" w:type="dxa"/>
-              <w:bottom w:w="50" w:type="dxa"/>
-              <w:left w:w="80" w:type="dxa"/>
-              <w:right w:w="80" w:type="dxa"/>
-            </w:tcMar>
-          </w:tcPr>
-          <w:p>
-            <w:r>
-              <w:rPr>
-                <w:b w:val="0"/>
-                <w:sz w:val="17"/>
-              </w:rPr>
-              <w:t>vr 5 mrt</w:t>
-            </w:r>
-          </w:p>
-        </w:tc>
-        <w:tc>
-          <w:tcPr>
-            <w:tcW w:type="dxa" w:w="1814"/>
-            <w:tcMar>
-              <w:top w:w="50" w:type="dxa"/>
-              <w:bottom w:w="50" w:type="dxa"/>
-              <w:left w:w="80" w:type="dxa"/>
-              <w:right w:w="80" w:type="dxa"/>
-            </w:tcMar>
-          </w:tcPr>
-          <w:p>
-            <w:r>
-              <w:rPr>
-                <w:b w:val="0"/>
-                <w:sz w:val="17"/>
-              </w:rPr>
-              <w:t>do 21 jan, 8u–12u30</w:t>
-            </w:r>
-          </w:p>
-        </w:tc>
-        <w:tc>
-          <w:tcPr>
-            <w:tcW w:type="dxa" w:w="1531"/>
-            <w:tcMar>
-              <w:top w:w="50" w:type="dxa"/>
-              <w:bottom w:w="50" w:type="dxa"/>
-              <w:left w:w="80" w:type="dxa"/>
-              <w:right w:w="80" w:type="dxa"/>
-            </w:tcMar>
-          </w:tcPr>
-          <w:p>
-            <w:r>
-              <w:rPr>
-                <w:b w:val="0"/>
-                <w:sz w:val="17"/>
-              </w:rPr>
-              <w:t>vr 22 of do 28 jan</w:t>
-            </w:r>
-          </w:p>
-        </w:tc>
-      </w:tr>
-      <w:tr>
-        <w:tc>
-          <w:tcPr>
-            <w:tcW w:type="dxa" w:w="1814"/>
-            <w:tcMar>
-              <w:top w:w="50" w:type="dxa"/>
-              <w:bottom w:w="50" w:type="dxa"/>
-              <w:left w:w="80" w:type="dxa"/>
-              <w:right w:w="80" w:type="dxa"/>
-            </w:tcMar>
-          </w:tcPr>
-          <w:p>
-            <w:r>
-              <w:rPr>
-                <w:b/>
-                <w:sz w:val="17"/>
-              </w:rPr>
-              <w:t>AZORG Aalst</w:t>
-            </w:r>
-          </w:p>
-        </w:tc>
-        <w:tc>
-          <w:tcPr>
-            <w:tcW w:type="dxa" w:w="1417"/>
-            <w:tcMar>
-              <w:top w:w="50" w:type="dxa"/>
-              <w:bottom w:w="50" w:type="dxa"/>
-              <w:left w:w="80" w:type="dxa"/>
-              <w:right w:w="80" w:type="dxa"/>
-            </w:tcMar>
-          </w:tcPr>
-          <w:p>
-            <w:r>
-              <w:rPr>
-                <w:b w:val="0"/>
-                <w:sz w:val="17"/>
-              </w:rPr>
-              <w:t>do 10 dec, NM</w:t>
-            </w:r>
-          </w:p>
-        </w:tc>
-        <w:tc>
-          <w:tcPr>
-            <w:tcW w:type="dxa" w:w="1644"/>
-            <w:tcMar>
-              <w:top w:w="50" w:type="dxa"/>
-              <w:bottom w:w="50" w:type="dxa"/>
-              <w:left w:w="80" w:type="dxa"/>
-              <w:right w:w="80" w:type="dxa"/>
-            </w:tcMar>
-          </w:tcPr>
-          <w:p>
-            <w:r>
-              <w:rPr>
-                <w:b w:val="0"/>
-                <w:sz w:val="17"/>
-              </w:rPr>
-              <w:t>di 12 jan (Oost)</w:t>
-            </w:r>
-          </w:p>
-        </w:tc>
-        <w:tc>
-          <w:tcPr>
-            <w:tcW w:type="dxa" w:w="1644"/>
-            <w:tcMar>
-              <w:top w:w="50" w:type="dxa"/>
-              <w:bottom w:w="50" w:type="dxa"/>
-              <w:left w:w="80" w:type="dxa"/>
-              <w:right w:w="80" w:type="dxa"/>
-            </w:tcMar>
-          </w:tcPr>
-          <w:p>
-            <w:r>
-              <w:rPr>
-                <w:b w:val="0"/>
-                <w:sz w:val="17"/>
-              </w:rPr>
-              <w:t>di 2 mrt (Oost)</w:t>
-            </w:r>
-          </w:p>
-        </w:tc>
-        <w:tc>
-          <w:tcPr>
-            <w:tcW w:type="dxa" w:w="1814"/>
-            <w:tcMar>
-              <w:top w:w="50" w:type="dxa"/>
-              <w:bottom w:w="50" w:type="dxa"/>
-              <w:left w:w="80" w:type="dxa"/>
-              <w:right w:w="80" w:type="dxa"/>
-            </w:tcMar>
-          </w:tcPr>
-          <w:p>
-            <w:r>
-              <w:rPr>
-                <w:b w:val="0"/>
-                <w:sz w:val="17"/>
-              </w:rPr>
-              <w:t>di 19 jan</w:t>
-            </w:r>
-          </w:p>
-        </w:tc>
-        <w:tc>
-          <w:tcPr>
-            <w:tcW w:type="dxa" w:w="1531"/>
-            <w:tcMar>
-              <w:top w:w="50" w:type="dxa"/>
-              <w:bottom w:w="50" w:type="dxa"/>
-              <w:left w:w="80" w:type="dxa"/>
-              <w:right w:w="80" w:type="dxa"/>
-            </w:tcMar>
-          </w:tcPr>
-          <w:p>
-            <w:r>
-              <w:rPr>
-                <w:b w:val="0"/>
-                <w:sz w:val="17"/>
-              </w:rPr>
-              <w:t>do 21 jan, NM</w:t>
-            </w:r>
-          </w:p>
-        </w:tc>
-      </w:tr>
-      <w:tr>
-        <w:tc>
-          <w:tcPr>
-            <w:tcW w:type="dxa" w:w="1814"/>
-            <w:tcMar>
-              <w:top w:w="50" w:type="dxa"/>
-              <w:bottom w:w="50" w:type="dxa"/>
-              <w:left w:w="80" w:type="dxa"/>
-              <w:right w:w="80" w:type="dxa"/>
-            </w:tcMar>
-          </w:tcPr>
-          <w:p>
-            <w:r>
-              <w:rPr>
-                <w:b/>
-                <w:sz w:val="17"/>
-              </w:rPr>
-              <w:t>UZ Leuven</w:t>
-            </w:r>
-          </w:p>
-        </w:tc>
-        <w:tc>
-          <w:tcPr>
-            <w:tcW w:type="dxa" w:w="1417"/>
-            <w:tcMar>
-              <w:top w:w="50" w:type="dxa"/>
-              <w:bottom w:w="50" w:type="dxa"/>
-              <w:left w:w="80" w:type="dxa"/>
-              <w:right w:w="80" w:type="dxa"/>
-            </w:tcMar>
-          </w:tcPr>
-          <w:p>
-            <w:r>
-              <w:rPr>
-                <w:b w:val="0"/>
-                <w:sz w:val="17"/>
-              </w:rPr>
-              <w:t>di 15 dec, VM</w:t>
-            </w:r>
-          </w:p>
-        </w:tc>
-        <w:tc>
-          <w:tcPr>
-            <w:tcW w:type="dxa" w:w="1644"/>
-            <w:tcMar>
-              <w:top w:w="50" w:type="dxa"/>
-              <w:bottom w:w="50" w:type="dxa"/>
-              <w:left w:w="80" w:type="dxa"/>
-              <w:right w:w="80" w:type="dxa"/>
-            </w:tcMar>
-          </w:tcPr>
-          <w:p>
-            <w:r>
-              <w:rPr>
-                <w:b w:val="0"/>
-                <w:sz w:val="17"/>
-              </w:rPr>
-              <w:t>di 12 jan (Oost)</w:t>
-            </w:r>
-          </w:p>
-        </w:tc>
-        <w:tc>
-          <w:tcPr>
-            <w:tcW w:type="dxa" w:w="1644"/>
-            <w:tcMar>
-              <w:top w:w="50" w:type="dxa"/>
-              <w:bottom w:w="50" w:type="dxa"/>
-              <w:left w:w="80" w:type="dxa"/>
-              <w:right w:w="80" w:type="dxa"/>
-            </w:tcMar>
-          </w:tcPr>
-          <w:p>
-            <w:r>
-              <w:rPr>
-                <w:b w:val="0"/>
-                <w:sz w:val="17"/>
-              </w:rPr>
-              <w:t>di 2 mrt (Oost)</w:t>
-            </w:r>
-          </w:p>
-        </w:tc>
-        <w:tc>
-          <w:tcPr>
-            <w:tcW w:type="dxa" w:w="1814"/>
-            <w:tcMar>
-              <w:top w:w="50" w:type="dxa"/>
-              <w:bottom w:w="50" w:type="dxa"/>
-              <w:left w:w="80" w:type="dxa"/>
-              <w:right w:w="80" w:type="dxa"/>
-            </w:tcMar>
-          </w:tcPr>
-          <w:p>
-            <w:r>
-              <w:rPr>
-                <w:b w:val="0"/>
-                <w:sz w:val="17"/>
-              </w:rPr>
-              <w:t>di 26 jan</w:t>
-            </w:r>
-          </w:p>
-        </w:tc>
-        <w:tc>
-          <w:tcPr>
-            <w:tcW w:type="dxa" w:w="1531"/>
-            <w:tcMar>
-              <w:top w:w="50" w:type="dxa"/>
-              <w:bottom w:w="50" w:type="dxa"/>
-              <w:left w:w="80" w:type="dxa"/>
-              <w:right w:w="80" w:type="dxa"/>
-            </w:tcMar>
-          </w:tcPr>
-          <w:p>
-            <w:r>
-              <w:rPr>
-                <w:b w:val="0"/>
-                <w:sz w:val="17"/>
-              </w:rPr>
-              <w:t>vr 22 jan</w:t>
-            </w:r>
-          </w:p>
-        </w:tc>
-      </w:tr>
-      <w:tr>
-        <w:tc>
-          <w:tcPr>
-            <w:tcW w:type="dxa" w:w="1814"/>
-            <w:tcMar>
-              <w:top w:w="50" w:type="dxa"/>
-              <w:bottom w:w="50" w:type="dxa"/>
-              <w:left w:w="80" w:type="dxa"/>
-              <w:right w:w="80" w:type="dxa"/>
-            </w:tcMar>
-          </w:tcPr>
-          <w:p>
-            <w:r>
-              <w:rPr>
-                <w:b/>
-                <w:sz w:val="17"/>
-              </w:rPr>
-              <w:t>UZ Antwerpen</w:t>
-            </w:r>
-          </w:p>
-        </w:tc>
-        <w:tc>
-          <w:tcPr>
-            <w:tcW w:type="dxa" w:w="1417"/>
-            <w:tcMar>
-              <w:top w:w="50" w:type="dxa"/>
-              <w:bottom w:w="50" w:type="dxa"/>
-              <w:left w:w="80" w:type="dxa"/>
-              <w:right w:w="80" w:type="dxa"/>
-            </w:tcMar>
-          </w:tcPr>
-          <w:p>
-            <w:r>
-              <w:rPr>
-                <w:b w:val="0"/>
-                <w:sz w:val="17"/>
-              </w:rPr>
-              <w:t>wo 9 dec, VM</w:t>
-            </w:r>
-          </w:p>
-        </w:tc>
-        <w:tc>
-          <w:tcPr>
-            <w:tcW w:type="dxa" w:w="1644"/>
-            <w:tcMar>
-              <w:top w:w="50" w:type="dxa"/>
-              <w:bottom w:w="50" w:type="dxa"/>
-              <w:left w:w="80" w:type="dxa"/>
-              <w:right w:w="80" w:type="dxa"/>
-            </w:tcMar>
-          </w:tcPr>
-          <w:p>
-            <w:r>
-              <w:rPr>
-                <w:b w:val="0"/>
-                <w:sz w:val="17"/>
-              </w:rPr>
-              <w:t>di 12 jan (Oost)</w:t>
-            </w:r>
-          </w:p>
-        </w:tc>
-        <w:tc>
-          <w:tcPr>
-            <w:tcW w:type="dxa" w:w="1644"/>
-            <w:tcMar>
-              <w:top w:w="50" w:type="dxa"/>
-              <w:bottom w:w="50" w:type="dxa"/>
-              <w:left w:w="80" w:type="dxa"/>
-              <w:right w:w="80" w:type="dxa"/>
-            </w:tcMar>
-          </w:tcPr>
-          <w:p>
-            <w:r>
-              <w:rPr>
-                <w:b w:val="0"/>
-                <w:sz w:val="17"/>
-              </w:rPr>
-              <w:t>di 2 mrt (Oost)</w:t>
-            </w:r>
-          </w:p>
-        </w:tc>
-        <w:tc>
-          <w:tcPr>
-            <w:tcW w:type="dxa" w:w="1814"/>
-            <w:tcMar>
-              <w:top w:w="50" w:type="dxa"/>
-              <w:bottom w:w="50" w:type="dxa"/>
-              <w:left w:w="80" w:type="dxa"/>
-              <w:right w:w="80" w:type="dxa"/>
-            </w:tcMar>
-          </w:tcPr>
-          <w:p>
-            <w:r>
-              <w:rPr>
-                <w:b w:val="0"/>
-                <w:sz w:val="17"/>
-              </w:rPr>
-              <w:t>wo 27 jan, VM</w:t>
-            </w:r>
-          </w:p>
-        </w:tc>
-        <w:tc>
-          <w:tcPr>
-            <w:tcW w:type="dxa" w:w="1531"/>
-            <w:tcMar>
-              <w:top w:w="50" w:type="dxa"/>
-              <w:bottom w:w="50" w:type="dxa"/>
-              <w:left w:w="80" w:type="dxa"/>
-              <w:right w:w="80" w:type="dxa"/>
-            </w:tcMar>
-          </w:tcPr>
-          <w:p>
-            <w:r>
-              <w:rPr>
-                <w:b w:val="0"/>
-                <w:sz w:val="17"/>
-              </w:rPr>
-              <w:t>do 28 jan, VM</w:t>
-            </w:r>
-          </w:p>
-        </w:tc>
-      </w:tr>
-    </w:tbl>
-    <w:p>
-      <w:pPr>
-        <w:spacing w:before="80" w:after="0"/>
-      </w:pPr>
-      <w:r>
-        <w:rPr>
-          <w:b w:val="0"/>
-          <w:color w:val="5A6A78"/>
-          <w:sz w:val="17"/>
-        </w:rPr>
-        <w:t>Januari tot maart 2027. VM = voormiddag, NM = namiddag; 1e en 2e = eerste en tweede podoloog. SEBIA 3–4 heeft één inhaalmoment: maandag 8 maart. De plaats van de SEBIA-groepen Kortrijk–Brugge en Oost volgt.</w:t>
-      </w:r>
-    </w:p>
-    <w:p>
-      <w:pPr>
-        <w:spacing w:before="240" w:after="80"/>
-      </w:pPr>
-      <w:r>
-        <w:rPr>
-          <w:b/>
-          <w:color w:val="FF7A00"/>
-          <w:sz w:val="22"/>
-        </w:rPr>
-        <w:t xml:space="preserve">3  </w:t>
-      </w:r>
       <w:r>
         <w:rPr>
           <w:b/>
@@ -1904,18 +1088,26 @@
         <w:tabs>
           <w:tab w:pos="227" w:val="left"/>
         </w:tabs>
-        <w:spacing w:before="0" w:after="60"/>
+        <w:spacing w:before="0" w:after="40"/>
         <w:ind w:left="227" w:hanging="227"/>
       </w:pPr>
       <w:r>
         <w:rPr>
-          <w:b w:val="0"/>
-          <w:color w:val="1B2630"/>
-          <w:sz w:val="19"/>
+          <w:b/>
+          <w:color w:val="00407A"/>
+          <w:sz w:val="18"/>
         </w:rPr>
         <w:t>·</w:t>
         <w:tab/>
-        <w:t>Online sessies worden opgenomen: wie niet live kan, bekijkt de opname. Technologie, SEBIA en de droogloop worden niet opgenomen; daar is aanwezigheid nodig.</w:t>
+        <w:t xml:space="preserve">Hoeveel tijd. </w:t>
+      </w:r>
+      <w:r>
+        <w:rPr>
+          <w:b w:val="0"/>
+          <w:color w:val="1B2630"/>
+          <w:sz w:val="18"/>
+        </w:rPr>
+        <w:t>Podologen ongeveer 17 uur vóór de start en daarna 6,5 uur; artsen 4,5 uur, online.</w:t>
       </w:r>
     </w:p>
     <w:p>
@@ -1923,18 +1115,26 @@
         <w:tabs>
           <w:tab w:pos="227" w:val="left"/>
         </w:tabs>
-        <w:spacing w:before="0" w:after="60"/>
+        <w:spacing w:before="0" w:after="40"/>
         <w:ind w:left="227" w:hanging="227"/>
       </w:pPr>
       <w:r>
         <w:rPr>
-          <w:b w:val="0"/>
-          <w:color w:val="1B2630"/>
-          <w:sz w:val="19"/>
+          <w:b/>
+          <w:color w:val="00407A"/>
+          <w:sz w:val="18"/>
         </w:rPr>
         <w:t>·</w:t>
         <w:tab/>
-        <w:t>Artsen volgen alleen de theorie; bij het theoriedeel van de technologie kunnen ze aansluiten.</w:t>
+        <w:t xml:space="preserve">Opnames. </w:t>
+      </w:r>
+      <w:r>
+        <w:rPr>
+          <w:b w:val="0"/>
+          <w:color w:val="1B2630"/>
+          <w:sz w:val="18"/>
+        </w:rPr>
+        <w:t>De online sessies worden opgenomen; technologie, SEBIA en de droogloop niet, daar is aanwezigheid nodig.</w:t>
       </w:r>
     </w:p>
     <w:p>
@@ -1942,23 +1142,71 @@
         <w:tabs>
           <w:tab w:pos="227" w:val="left"/>
         </w:tabs>
-        <w:spacing w:before="0" w:after="60"/>
+        <w:spacing w:before="0" w:after="40"/>
         <w:ind w:left="227" w:hanging="227"/>
       </w:pPr>
       <w:r>
         <w:rPr>
-          <w:b w:val="0"/>
-          <w:color w:val="1B2630"/>
-          <w:sz w:val="19"/>
+          <w:b/>
+          <w:color w:val="00407A"/>
+          <w:sz w:val="18"/>
         </w:rPr>
         <w:t>·</w:t>
         <w:tab/>
-        <w:t>Lukt een datum niet, laat het ons weten tegen vrijdag 16 oktober; voor enkele data staat een optie B op uw toetsingsblad. Daarna ligt de kalender vast.</w:t>
+        <w:t xml:space="preserve">Daarna. </w:t>
+      </w:r>
+      <w:r>
+        <w:rPr>
+          <w:b w:val="0"/>
+          <w:color w:val="1B2630"/>
+          <w:sz w:val="18"/>
+        </w:rPr>
+        <w:t>Piloot van 1 tot 19 februari, Go/No-Go op 23 februari, eerste patiënten vanaf eind februari 2027.</w:t>
+      </w:r>
+    </w:p>
+    <w:p>
+      <w:pPr>
+        <w:tabs>
+          <w:tab w:pos="227" w:val="left"/>
+        </w:tabs>
+        <w:spacing w:before="0" w:after="40"/>
+        <w:ind w:left="227" w:hanging="227"/>
+      </w:pPr>
+      <w:r>
+        <w:rPr>
+          <w:b/>
+          <w:color w:val="00407A"/>
+          <w:sz w:val="18"/>
+        </w:rPr>
+        <w:t>·</w:t>
+        <w:tab/>
+        <w:t xml:space="preserve">Past een datum niet? </w:t>
+      </w:r>
+      <w:r>
+        <w:rPr>
+          <w:b w:val="0"/>
+          <w:color w:val="1B2630"/>
+          <w:sz w:val="18"/>
+        </w:rPr>
+        <w:t>Laat het ons weten tegen 16 oktober; voor enkele data staat een optie B op uw fiche.</w:t>
+      </w:r>
+    </w:p>
+    <w:p>
+      <w:pPr>
+        <w:spacing w:before="120" w:after="0"/>
+      </w:pPr>
+      <w:r>
+        <w:rPr>
+          <w:b w:val="0"/>
+          <w:color w:val="5A6A78"/>
+          <w:sz w:val="17"/>
+        </w:rPr>
+        <w:t>Vragen: Janou De Buyser · janou.debuyser@kuleuven.be</w:t>
       </w:r>
     </w:p>
     <w:sectPr>
       <w:pgSz w:w="11906" w:h="16838"/>
-      <w:pgMar w:top="907" w:right="1020" w:bottom="850" w:left="1020" w:header="720" w:footer="720" w:gutter="0"/>
+      <w:pgMar w:top="794" w:right="1020" w:bottom="737" w:left="1020" w:header="720" w:footer="720" w:gutter="0"/>
       <w:cols w:space="720"/>
       <w:docGrid w:linePitch="360"/>
     </w:sectPr>

--- a/Educatie/PARADISE_opleidingsdata_centra.docx
+++ b/Educatie/PARADISE_opleidingsdata_centra.docx
@@ -102,7 +102,7 @@
         </w:tc>
         <w:tc>
           <w:tcPr>
-            <w:tcW w:type="dxa" w:w="2438"/>
+            <w:tcW w:type="dxa" w:w="1871"/>
             <w:shd w:val="clear" w:color="auto" w:fill="1D8DB0"/>
             <w:tcMar>
               <w:top w:w="28" w:type="dxa"/>
@@ -124,7 +124,7 @@
         </w:tc>
         <w:tc>
           <w:tcPr>
-            <w:tcW w:type="dxa" w:w="4025"/>
+            <w:tcW w:type="dxa" w:w="4592"/>
             <w:shd w:val="clear" w:color="auto" w:fill="1D8DB0"/>
             <w:tcMar>
               <w:top w:w="28" w:type="dxa"/>
@@ -182,7 +182,7 @@
         </w:tc>
         <w:tc>
           <w:tcPr>
-            <w:tcW w:type="dxa" w:w="2438"/>
+            <w:tcW w:type="dxa" w:w="1871"/>
             <w:tcMar>
               <w:top w:w="28" w:type="dxa"/>
               <w:bottom w:w="28" w:type="dxa"/>
@@ -220,7 +220,7 @@
         </w:tc>
         <w:tc>
           <w:tcPr>
-            <w:tcW w:type="dxa" w:w="4025"/>
+            <w:tcW w:type="dxa" w:w="4592"/>
             <w:tcMar>
               <w:top w:w="28" w:type="dxa"/>
               <w:bottom w:w="28" w:type="dxa"/>
@@ -285,7 +285,7 @@
         </w:tc>
         <w:tc>
           <w:tcPr>
-            <w:tcW w:type="dxa" w:w="2438"/>
+            <w:tcW w:type="dxa" w:w="1871"/>
             <w:tcMar>
               <w:top w:w="28" w:type="dxa"/>
               <w:bottom w:w="28" w:type="dxa"/>
@@ -323,7 +323,7 @@
         </w:tc>
         <w:tc>
           <w:tcPr>
-            <w:tcW w:type="dxa" w:w="4025"/>
+            <w:tcW w:type="dxa" w:w="4592"/>
             <w:tcMar>
               <w:top w:w="28" w:type="dxa"/>
               <w:bottom w:w="28" w:type="dxa"/>
@@ -379,7 +379,7 @@
         </w:tc>
         <w:tc>
           <w:tcPr>
-            <w:tcW w:type="dxa" w:w="2438"/>
+            <w:tcW w:type="dxa" w:w="1871"/>
             <w:tcMar>
               <w:top w:w="28" w:type="dxa"/>
               <w:bottom w:w="28" w:type="dxa"/>
@@ -417,7 +417,7 @@
         </w:tc>
         <w:tc>
           <w:tcPr>
-            <w:tcW w:type="dxa" w:w="4025"/>
+            <w:tcW w:type="dxa" w:w="4592"/>
             <w:tcMar>
               <w:top w:w="28" w:type="dxa"/>
               <w:bottom w:w="28" w:type="dxa"/>
@@ -528,7 +528,7 @@
         </w:tc>
         <w:tc>
           <w:tcPr>
-            <w:tcW w:type="dxa" w:w="2438"/>
+            <w:tcW w:type="dxa" w:w="1871"/>
             <w:tcMar>
               <w:top w:w="28" w:type="dxa"/>
               <w:bottom w:w="28" w:type="dxa"/>
@@ -566,7 +566,7 @@
         </w:tc>
         <w:tc>
           <w:tcPr>
-            <w:tcW w:type="dxa" w:w="4025"/>
+            <w:tcW w:type="dxa" w:w="4592"/>
             <w:tcMar>
               <w:top w:w="28" w:type="dxa"/>
               <w:bottom w:w="28" w:type="dxa"/>
@@ -631,7 +631,7 @@
         </w:tc>
         <w:tc>
           <w:tcPr>
-            <w:tcW w:type="dxa" w:w="2438"/>
+            <w:tcW w:type="dxa" w:w="1871"/>
             <w:tcMar>
               <w:top w:w="28" w:type="dxa"/>
               <w:bottom w:w="28" w:type="dxa"/>
@@ -669,7 +669,7 @@
         </w:tc>
         <w:tc>
           <w:tcPr>
-            <w:tcW w:type="dxa" w:w="4025"/>
+            <w:tcW w:type="dxa" w:w="4592"/>
             <w:tcMar>
               <w:top w:w="28" w:type="dxa"/>
               <w:bottom w:w="28" w:type="dxa"/>
@@ -753,7 +753,7 @@
         </w:tc>
         <w:tc>
           <w:tcPr>
-            <w:tcW w:type="dxa" w:w="2438"/>
+            <w:tcW w:type="dxa" w:w="1871"/>
             <w:tcMar>
               <w:top w:w="28" w:type="dxa"/>
               <w:bottom w:w="28" w:type="dxa"/>
@@ -809,7 +809,7 @@
         </w:tc>
         <w:tc>
           <w:tcPr>
-            <w:tcW w:type="dxa" w:w="4025"/>
+            <w:tcW w:type="dxa" w:w="4592"/>
             <w:tcMar>
               <w:top w:w="28" w:type="dxa"/>
               <w:bottom w:w="28" w:type="dxa"/>
@@ -957,7 +957,7 @@
         </w:tc>
         <w:tc>
           <w:tcPr>
-            <w:tcW w:type="dxa" w:w="2438"/>
+            <w:tcW w:type="dxa" w:w="1871"/>
             <w:tcMar>
               <w:top w:w="28" w:type="dxa"/>
               <w:bottom w:w="28" w:type="dxa"/>
@@ -995,7 +995,7 @@
         </w:tc>
         <w:tc>
           <w:tcPr>
-            <w:tcW w:type="dxa" w:w="4025"/>
+            <w:tcW w:type="dxa" w:w="4592"/>
             <w:tcMar>
               <w:top w:w="28" w:type="dxa"/>
               <w:bottom w:w="28" w:type="dxa"/>
@@ -1019,7 +1019,7 @@
                 <w:b w:val="0"/>
                 <w:sz w:val="17"/>
               </w:rPr>
-              <w:t>Brugge · wo 13 jan, NM (ma 18 jan, VM)</w:t>
+              <w:t>Brugge · wo 13 jan, NM (ma 18 jan VM)</w:t>
             </w:r>
           </w:p>
           <w:p>
@@ -1028,7 +1028,7 @@
                 <w:b w:val="0"/>
                 <w:sz w:val="17"/>
               </w:rPr>
-              <w:t>Aalst · di 19 jan (do 21 jan, NM)</w:t>
+              <w:t>Aalst · di 19 jan (do 21 jan NM)</w:t>
             </w:r>
           </w:p>
           <w:p>
@@ -1037,7 +1037,7 @@
                 <w:b w:val="0"/>
                 <w:sz w:val="17"/>
               </w:rPr>
-              <w:t>Kortrijk · wo 20 jan (ma 25 jan, NM)</w:t>
+              <w:t>Kortrijk · wo 20 jan (ma 25 jan NM)</w:t>
             </w:r>
           </w:p>
           <w:p>
@@ -1046,7 +1046,7 @@
                 <w:b w:val="0"/>
                 <w:sz w:val="17"/>
               </w:rPr>
-              <w:t>Gent · do 21 jan, 8u–12u30 (vr 22 of do 28 jan)</w:t>
+              <w:t>Gent · do 21 jan, 8u–12u30 (vr 22 jan NM of do 28 jan VM)</w:t>
             </w:r>
           </w:p>
           <w:p>
@@ -1055,7 +1055,7 @@
                 <w:b w:val="0"/>
                 <w:sz w:val="17"/>
               </w:rPr>
-              <w:t>Leuven · di 26 jan (vr 22 jan, VM)</w:t>
+              <w:t>Leuven · di 26 jan (vr 22 jan VM)</w:t>
             </w:r>
           </w:p>
           <w:p>
@@ -1064,7 +1064,7 @@
                 <w:b w:val="0"/>
                 <w:sz w:val="17"/>
               </w:rPr>
-              <w:t>Antwerpen · wo 27 jan, VM (do 28 jan, VM)</w:t>
+              <w:t>Antwerpen · wo 27 jan, VM (do 28 jan VM)</w:t>
             </w:r>
           </w:p>
         </w:tc>
